--- a/lab4/Lab4_AugustinCarazanu_FAF-243.docx
+++ b/lab4/Lab4_AugustinCarazanu_FAF-243.docx
@@ -545,7 +545,7 @@
           <w:szCs w:val="28"/>
           <w:lang w:val="en-GB" w:bidi="th-TH"/>
         </w:rPr>
-        <w:t>university assistant Patricia Reițman</w:t>
+        <w:t>assist. univ. Patricia Reițman</w:t>
       </w:r>
     </w:p>
     <w:p>
